--- a/fase2/Evidencias Individuales/MADRID_DIEGO_2.2_APT122_AutoevaluacionAvance.docx
+++ b/fase2/Evidencias Individuales/MADRID_DIEGO_2.2_APT122_AutoevaluacionAvance.docx
@@ -1473,7 +1473,7 @@
         <w:jc w:val="both"/>
       </w:pPr>
       <w:r>
-        <w:t>Esta autoevaluación revisa mi aporte al proyecto D-PAY 3.0, con el Sprint 3 en curso. Soy responsable de los documentos 05 (DAS v1.0.2, arquitectura 4+1 y PaymentGateway) y 08 (Manual Técnico de Despliegue). Integré Webpay y TUU con Reinhartd Munzenmayer sin romper efectivo ni D-PAY 2.0 en producción. El 13/10/2026 ejecuté regresión TUU/Kozen en P8 Neo (TC-RG-01 / TC-064; capturas en 07/.../Sprint_03/capturas_20261013/). Siguen abiertos DTE (HU-07) y registro Webpay en tbl_dpay. Timeout oficial de checkout: 300 s.</w:t>
+        <w:t>Esta autoevaluación revisa mi aporte al proyecto D-PAY 3.0, con el Sprint 3 en curso. Soy responsable de los documentos 05 (DAS v1.0.2, arquitectura 4+1, PaymentGateway, figuras) y 08 (Manual Técnico de Despliegue vigente en Drive). Integro la app con el proxy Webpay de Reinhartd Munzenmayer y con TUU/Kozen sin romper efectivo ni D-PAY 2.0 en producción. El 13/10/2026 ejecuté regresión TUU en P8 Neo (TC-RG-01 / TC-064; capturas en 07/.../Sprint_03/capturas_20261013/). Siguen abiertos DTE (HU-07) y registro Webpay en tbl_dpay. Timeout oficial de checkout: 300 s.</w:t>
       </w:r>
     </w:p>
     <w:p>
@@ -1491,7 +1491,7 @@
         <w:jc w:val="both"/>
       </w:pPr>
       <w:r>
-        <w:t>This self-assessment reviews my contribution to D-PAY 3.0, with Sprint 3 in progress. I own documents 05 (SAD v1.0.2, 4+1 views, PaymentGateway) and 08 (deployment manual). I integrated Webpay and TUU with Reinhartd Munzenmayer without breaking cash or production D-PAY 2.0. On 13 October 2026 I ran TUU/Kozen regression on the P8 Neo (TC-RG-01 / TC-064; screenshots under 07/.../Sprint_03/capturas_20261013/). DTE (HU-07) and Webpay sync to tbl_dpay remain open. Official checkout timeout: 300 s.</w:t>
+        <w:t>This self-assessment reviews my contribution to D-PAY 3.0, with Sprint 3 in progress. I own documents 05 (SAD v1.0.2, 4+1 views, PaymentGateway, figures) and 08 (deployment manual on Drive). I integrate the app with Reinhartd Munzenmayer's Webpay proxy and with TUU/Kozen without breaking cash or production D-PAY 2.0. On 13 October 2026 I ran TUU regression on the P8 Neo (TC-RG-01 / TC-064; screenshots under 07/.../Sprint_03/capturas_20261013/). DTE (HU-07) and Webpay registration in tbl_dpay remain open. Official checkout timeout: 300 s.</w:t>
       </w:r>
     </w:p>
     <w:p>
@@ -1551,7 +1551,7 @@
         <w:jc w:val="both"/>
       </w:pPr>
       <w:r>
-        <w:t>Mi rol es desarrollo mobile, arquitectura e integración. En Drive me corresponden 05 Documento de Diseño y 08 Manual Técnico de Despliegue. Opero D-PAY 2.0 en producción (mandante). Reinhartd Munzenmayer lidera 06/07 y el proxy webpay-proxy/; yo lidero PaymentGateway, DAS, manual de despliegue y sesiones Kozen/Metro.</w:t>
+        <w:t>Mi rol en el equipo es desarrollo mobile, arquitectura e integración. En las carpetas del Drive (ya cargadas) me corresponden 05 Documento de Diseño y 08 Manual Técnico de Despliegue. Opero D-PAY 2.0 en producción en mandante (cobro TUU/Kozen). Reinhartd Munzenmayer es responsable de 06/07 y de los commits en webpay-proxy/; yo lidero PaymentGateway, el DAS, el manual de despliegue y las sesiones Kozen/Metro documentadas.</w:t>
       </w:r>
     </w:p>
     <w:p>
@@ -1568,7 +1568,7 @@
         </w:rPr>
       </w:pPr>
       <w:r>
-        <w:t>DAS v1.0.2 (01/10) y figuras en 05_Documento_de_Diseno; catálogo RNF coordinado con QA (v1.0.1).</w:t>
+        <w:t>DAS v1.0.2 (01/10) según vistas 4+1, con ER lógico, diagramas de contexto, componentes y despliegue en 05_Documento_de_Diseno/01_Arquitectura; revisión RNF coordinada con QA (catálogo v1.0.1).</w:t>
       </w:r>
     </w:p>
     <w:p>
@@ -1577,7 +1577,7 @@
         <w:spacing w:after="60"/>
       </w:pPr>
       <w:r>
-        <w:t>Manual 08 cargado en Drive: proxy 8787, Metro 8081, adb reverse, build Windows C:\p\a, Kozen armeabi-v7a.</w:t>
+        <w:t>Manual 08 cargado en Drive: proxy Node 8787, Metro 8081 con adb reverse, emulador 10.0.2.2, build APK, copia Windows C:\p\a, terminal Kozen armeabi-v7a y entorno QA proqa.</w:t>
       </w:r>
     </w:p>
     <w:p>
@@ -1589,7 +1589,7 @@
         </w:rPr>
       </w:pPr>
       <w:r>
-        <w:t>PaymentGateway, detección GENERIC_MOBILE / TUU_KOZEN, integración API proqa en debug, TUU dev en debug.</w:t>
+        <w:t>Integración PaymentGateway con Reinhartd Munzenmayer: factory, perfiles GENERIC_MOBILE/TUU_KOZEN, Webpay QR, Intent TUU prod/dev; PR #7 a #15 integrados sin regresión de efectivo.</w:t>
       </w:r>
     </w:p>
     <w:p>
@@ -1601,7 +1601,7 @@
         </w:rPr>
       </w:pPr>
       <w:r>
-        <w:t>Sesión Kozen 13/10/2026: selector TUU, débito/crédito, pago OK y cancelación (8 capturas en repo).</w:t>
+        <w:t>Sesión Kozen 13/10/2026: selector TUU, operación tarjeta crédito/débito, pago exitoso y cancelación (ocho capturas en 07_Plan_de_Pruebas/05_Evidencias_por_sprint/Sprint_03/capturas_20261013/).</w:t>
       </w:r>
     </w:p>
     <w:p>
@@ -1613,7 +1613,7 @@
         </w:rPr>
       </w:pPr>
       <w:r>
-        <w:t>Soporte a publicación Git con Pablo Gutiérrez (PR #17, Word 2.3).</w:t>
+        <w:t>Pruebas automáticas del núcleo de pago: Jest 17/17 en factory, hu06Tuu y detección (11/10); apoyo a proxy 5/5.</w:t>
       </w:r>
     </w:p>
     <w:p>
@@ -1622,19 +1622,7 @@
         <w:spacing w:after="60"/>
       </w:pPr>
       <w:r>
-        <w:rPr>
-          <w:bCs/>
-        </w:rPr>
-        <w:t>Retrospectivas S01 y S02: registro de las actas, firmadas por los tres integrantes el 04/10/2026 (Equipo D-PAY 3.0, 2026a, 2026b), ya cargadas en Drive; el PR #17 (aún abierto) es la publicación en Git, a cargo de Pablo Gutiérrez y Diego Madrid.</w:t>
-      </w:r>
-      <w:r>
-        <w:rPr>
-          <w:b/>
-        </w:rPr>
-        <w:t/>
-      </w:r>
-      <w:r>
-        <w:t xml:space="preserve"/>
+        <w:t>Publicación Git pendiente con Pablo Gutiérrez: PR #17 (actas S01/S02) y Word 2.3; reorganización de rutas bajo fase2/Evidencias Proyecto/.../Aplicacion/codigo documentada en manual 08.</w:t>
       </w:r>
     </w:p>
     <w:p>
@@ -1757,7 +1745,7 @@
           </w:tcPr>
           <w:p>
             <w:r>
-              <w:t>Apoyo al plan 07; casos Kozen 13/10</w:t>
+              <w:t>Apoyo al plan 07; diseño de casos de integración Kozen ejecutados 13/10</w:t>
             </w:r>
           </w:p>
         </w:tc>
@@ -1796,7 +1784,7 @@
           </w:tcPr>
           <w:p>
             <w:r>
-              <w:t>Sesión TUU Kozen 13/10; integración Webpay en app</w:t>
+              <w:t>Sesión TUU Kozen 13/10; integración Webpay en app con Reinhartd Munzenmayer</w:t>
             </w:r>
           </w:p>
         </w:tc>
@@ -1835,7 +1823,7 @@
           </w:tcPr>
           <w:p>
             <w:r>
-              <w:t>Manual 08 y DAS actualizados tras DEF-DOC-01 (300 s)</w:t>
+              <w:t>Manual 08 y DAS actualizados tras DEF-DOC-01 (timeout 300 s) y DEF-NET</w:t>
             </w:r>
           </w:p>
         </w:tc>
@@ -1874,7 +1862,7 @@
           </w:tcPr>
           <w:p>
             <w:r>
-              <w:t>DAS, sprint backlog en docs; no Scrum Master</w:t>
+              <w:t>DAS, Gantt y sprint backlog en docs; participación en retros; no Scrum Master</w:t>
             </w:r>
           </w:p>
         </w:tc>
@@ -1913,7 +1901,7 @@
           </w:tcPr>
           <w:p>
             <w:r>
-              <w:t>Actas S01/S02 firmadas; participación en acuerdos</w:t>
+              <w:t>Actas S01/S02 firmadas; acuerdos con responsables en retrospectivas</w:t>
             </w:r>
           </w:p>
         </w:tc>
@@ -1952,7 +1940,7 @@
           </w:tcPr>
           <w:p>
             <w:r>
-              <w:t>ER lógico en DAS; modelo proxy SQLite (ADR-002)</w:t>
+              <w:t>ER lógico en DAS v1.0.2; modelo SQLite del proxy (ADR-002) en diseño</w:t>
             </w:r>
           </w:p>
         </w:tc>
@@ -1991,7 +1979,7 @@
           </w:tcPr>
           <w:p>
             <w:r>
-              <w:t>Proxy operativo; sync Webpay a tbl_dpay pendiente</w:t>
+              <w:t>Proxy operativo; sincronización Webpay a tbl_dpay sin id_mediopago oficial</w:t>
             </w:r>
           </w:p>
         </w:tc>
@@ -2030,7 +2018,7 @@
           </w:tcPr>
           <w:p>
             <w:r>
-              <w:t>PaymentGateway, DAS v1.0.2, factory y perfiles</w:t>
+              <w:t>PaymentGateway, DAS v1.0.2, factory, perfiles GENERIC_MOBILE y TUU_KOZEN</w:t>
             </w:r>
           </w:p>
         </w:tc>
@@ -2069,7 +2057,7 @@
           </w:tcPr>
           <w:p>
             <w:r>
-              <w:t>App ↔ proxy ↔ TUU ↔ API Dtemite</w:t>
+              <w:t>App ↔ proxy ↔ TUU ↔ API DTemite (proqa en debug)</w:t>
             </w:r>
           </w:p>
         </w:tc>
@@ -2108,7 +2096,7 @@
           </w:tcPr>
           <w:p>
             <w:r>
-              <w:t>Manual 08: Metro, Kozen, C:\p\a; sin release Play Store</w:t>
+              <w:t>Manual 08: Metro, Kozen, C:\p\a; APK debug; sin release Play Store</w:t>
             </w:r>
           </w:p>
         </w:tc>
@@ -2144,7 +2132,7 @@
         <w:jc w:val="both"/>
       </w:pPr>
       <w:r>
-        <w:t>Me interesa la arquitectura de integración (SaaS, móvil, pasarelas, SII). El DAS y el manual 08 son el contrato entre el código en main y lo que evalúa Duoc: mismos puertos, perfiles de dispositivo y pasos reproducibles en Windows. Uso IA en documentación y despliegue, no como feature del producto.</w:t>
+        <w:t>Mi interés está en la arquitectura de integración (SaaS DTemite, móvil, pasarelas, SII). El DAS y el manual 08 son el contrato entre el código en main y lo que lee el evaluador: mismos puertos, perfiles y pasos reproducibles en Windows. El desacople PaymentGateway sigue el mismo criterio que usaría en la nube: contrato estable y secretos fuera del APK. Uso IA en documentación y despliegue, no como feature dentro de D-PAY.</w:t>
       </w:r>
     </w:p>
     <w:p>
@@ -2249,7 +2237,7 @@
           </w:tcPr>
           <w:p>
             <w:r>
-              <w:t>Perfil GENERIC_MOBILE + Webpay; regresión TUU ejecutada 13/10 en Kozen (TC-RG-01).</w:t>
+              <w:t>Perfil GENERIC_MOBILE y Webpay en app; regresión TUU ejecutada 13/10 en Kozen P8 Neo (TC-RG-01 / TC-064) con capturas en 07.</w:t>
             </w:r>
           </w:p>
         </w:tc>
@@ -2278,7 +2266,7 @@
           </w:tcPr>
           <w:p>
             <w:r>
-              <w:t>Documentado en manual 08: IP LAN, adb reverse 8787/8081; re-test sin USB (QA).</w:t>
+              <w:t>Defecto DEF-NET documentado en manual 08: IP LAN, adb reverse 8787/8081, NetInfo; re-test sin USB planificado por QA (TC-063).</w:t>
             </w:r>
           </w:p>
         </w:tc>
@@ -2307,7 +2295,7 @@
           </w:tcPr>
           <w:p>
             <w:r>
-              <w:t>Rutas Windows largas: build desde C:\p\a y GRADLE_USER_HOME.</w:t>
+              <w:t>Rutas Windows &gt;260 caracteres: copia de build C:\p\a y GRADLE_USER_HOME documentados en manual 08.</w:t>
             </w:r>
           </w:p>
         </w:tc>
@@ -2336,7 +2324,7 @@
           </w:tcPr>
           <w:p>
             <w:r>
-              <w:t>Timeout oficial 300 s alineado en DAS y manual; DEF-DOC-01 cerrado.</w:t>
+              <w:t>Timeout oficial 300 s alineado entre código, DAS y manual; DEF-DOC-01 cerrado.</w:t>
             </w:r>
           </w:p>
         </w:tc>
@@ -2365,7 +2353,7 @@
           </w:tcPr>
           <w:p>
             <w:r>
-              <w:t>Integración Transbank sin esperar credenciales de comercio.</w:t>
+              <w:t>Códigos públicos de integración Transbank permitieron Webpay sin credenciales de comercio en el APK.</w:t>
             </w:r>
           </w:p>
         </w:tc>
@@ -2394,7 +2382,7 @@
           </w:tcPr>
           <w:p>
             <w:r>
-              <w:t>Cobro Webpay y TUU en paralelo al cierre del Sprint 2.</w:t>
+              <w:t>Acuerdos Sprint 1–2: Webpay y TUU en paralelo; manual y DAS publicados en Drive.</w:t>
             </w:r>
           </w:p>
         </w:tc>
@@ -2845,7 +2833,7 @@
           </w:tcPr>
           <w:p>
             <w:r>
-              <w:t>Estructura 2.2 completa; reflexión grupal 2.3 actualizada (Diego).</w:t>
+              <w:t>Estructura 2.2 completa; reflexión individual en informe grupal 2.3 actualizada (Diego Madrid).</w:t>
             </w:r>
           </w:p>
         </w:tc>
@@ -2958,7 +2946,7 @@
           </w:tcPr>
           <w:p>
             <w:r>
-              <w:t>Mis apartados en inglés; informe grupal al día.</w:t>
+              <w:t>Abstract, conclusions y reflection en inglés; alineados al informe grupal 2.3.</w:t>
             </w:r>
           </w:p>
         </w:tc>
@@ -3012,7 +3000,7 @@
         <w:spacing w:after="60"/>
       </w:pPr>
       <w:r>
-        <w:t>DAS v1.0.2 alineado al código; manual 08 con rutas reales (C:\p\a, Metro, proxy).</w:t>
+        <w:t>DAS v1.0.2 trazable al repositorio y al informe grupal 2.3.</w:t>
       </w:r>
     </w:p>
     <w:p>
@@ -3021,7 +3009,7 @@
         <w:spacing w:after="60"/>
       </w:pPr>
       <w:r>
-        <w:t>Regresión TUU en Kozen P8 Neo evidenciada el 13/10; D-PAY 2.0 en producción intacto.</w:t>
+        <w:t>Manual 08 permite reproducir demo Webpay y Kozen (Metro, proxy, C:\p\a).</w:t>
       </w:r>
     </w:p>
     <w:p>
@@ -3030,7 +3018,7 @@
         <w:spacing w:after="60"/>
       </w:pPr>
       <w:r>
-        <w:t>PaymentGateway desacopla pasarelas sin romper venta en efectivo.</w:t>
+        <w:t>Regresión TUU en hardware real evidenciada; D-PAY 2.0 en producción no regresado.</w:t>
       </w:r>
     </w:p>
     <w:p>
@@ -3051,7 +3039,7 @@
         <w:spacing w:after="60"/>
       </w:pPr>
       <w:r>
-        <w:t>05 y 08 en Drive; con Pablo Gutiérrez cerrar PR #17 y fechas Word ↔ Git.</w:t>
+        <w:t>05 y 08 en Drive; con Pablo Gutiérrez publicar PR #17 y alinear fechas Word ↔ Git.</w:t>
       </w:r>
     </w:p>
     <w:p>
@@ -3060,7 +3048,7 @@
         <w:spacing w:after="60"/>
       </w:pPr>
       <w:r>
-        <w:t>Cerrar DTE (HU-07) y tbl_dpay Webpay cuando backend defina id_mediopago.</w:t>
+        <w:t>Cerrar DTE (HU-07) y tbl_dpay Webpay con definición de id_mediopago.</w:t>
       </w:r>
     </w:p>
     <w:p>
@@ -3078,7 +3066,7 @@
         <w:spacing w:after="60"/>
       </w:pPr>
       <w:r>
-        <w:t>Mantener script/dev-pos-usb y documentación Kozen al día con main.</w:t>
+        <w:t>Pedir revisión de QA a Reinhartd Munzenmayer antes de cada entrega sumativa.</w:t>
       </w:r>
     </w:p>
     <w:p>
@@ -3097,7 +3085,7 @@
         <w:jc w:val="both"/>
       </w:pPr>
       <w:r>
-        <w:t>By 15 October 2026, D-PAY 3.0 keeps cash sales and production TUU behaviour while adding Webpay on a generic Android phone. Documents 05 and 08 in Drive match the architecture in main (proxy 8787, Metro 8081, short build copy C:\p\a). Kozen regression on 13 October is evidenced in the test folder. DTE and tbl_dpay for Webpay remain Sprint 3 work. Official checkout timeout: 300 s.</w:t>
+        <w:t>By 15 October 2026, D-PAY 3.0 keeps cash sales and production TUU behaviour while adding Webpay on a generic Android phone. Documents 05 and 08 on Drive describe the same architecture and ports as main (proxy 8787, Metro 8081, short build copy C:\p\a). Kozen regression on 13 October is evidenced under the test plan folder. The project is not yet a complete POS because electronic tax documents and tbl_dpay for Webpay remain open. Official checkout timeout: 300 s. Documents 05 and 08 are my accountable deliverables for Phase 2.</w:t>
       </w:r>
     </w:p>
     <w:p>
@@ -3115,7 +3103,7 @@
         <w:jc w:val="both"/>
       </w:pPr>
       <w:r>
-        <w:t>Owning design and deployment forced me to treat Windows path limits and USB Metro setup as part of the deliverable, not a personal workaround. The Kozen session showed PaymentGateway wraps production TUU correctly. My risk is documentation drift: document 08 must change whenever network or repo layout changes. With Pablo Gutiérrez I will publish through PR #17 and ask Reinhartd to cross-check QA references to my manual.</w:t>
+        <w:t>This phase changed how I see design and deployment ownership. I used to treat the manual as an appendix; I now treat it as part of the product because evaluators and teammates reproduce demos from it. Windows path limits and USB Metro setup taught me that environment steps belong in document 08 the same day the code changes. The Kozen session showed PaymentGateway wraps production TUU correctly. My remaining risk is documentation drift. With Pablo Gutiérrez I will publish through PR #17; I will ask Reinhartd to cross-check QA references to my manual before each delivery.</w:t>
       </w:r>
     </w:p>
     <w:p>
@@ -3418,11 +3406,8 @@
             <w:tcW w:w="2835" w:type="dxa"/>
           </w:tcPr>
           <w:p>
-            <w:pPr>
-              <w:spacing w:after="40" w:line="240" w:lineRule="auto"/>
-            </w:pPr>
             <w:r>
-              <w:t>DAS v1.0.2 y catálogo RNF ISO/IEC 25010 v1.0.1</w:t>
+              <w:t>DAS v1.0.2 y figuras 4+1</w:t>
             </w:r>
           </w:p>
         </w:tc>
@@ -3431,11 +3416,8 @@
             <w:tcW w:w="3175" w:type="dxa"/>
           </w:tcPr>
           <w:p>
-            <w:pPr>
-              <w:spacing w:after="40" w:line="240" w:lineRule="auto"/>
-            </w:pPr>
             <w:r>
-              <w:t>05_Documento_de_Diseno/01_Arquitectura y 04_RNF</w:t>
+              <w:t>05_Documento_de_Diseno/01_Arquitectura</w:t>
             </w:r>
           </w:p>
         </w:tc>
@@ -3445,7 +3427,7 @@
           </w:tcPr>
           <w:p>
             <w:r>
-              <w:t>Autoría y mantenimiento DAS v1.0.2 (4+1, ER, componentes)</w:t>
+              <w:t>Autoría y mantenimiento del SAD; ER y componentes</w:t>
             </w:r>
           </w:p>
         </w:tc>
@@ -3481,7 +3463,7 @@
           </w:tcPr>
           <w:p>
             <w:r>
-              <w:t>Proxy, Metro, emulador, Kozen, entorno QA</w:t>
+              <w:t>Proxy, Metro, emulador, Kozen, entorno QA; pasos reproducibles Windows</w:t>
             </w:r>
           </w:p>
         </w:tc>
@@ -3517,7 +3499,7 @@
           </w:tcPr>
           <w:p>
             <w:r>
-              <w:t>TC-RG-01: TUU débito/crédito, cancelación</w:t>
+              <w:t>TC-RG-01: TUU débito/crédito, pago OK y cancelación</w:t>
             </w:r>
           </w:p>
         </w:tc>
@@ -3553,7 +3535,7 @@
           </w:tcPr>
           <w:p>
             <w:r>
-              <w:t>Factory, perfiles, integración API</w:t>
+              <w:t>Factory, perfiles, integración API DTemite</w:t>
             </w:r>
           </w:p>
         </w:tc>
@@ -3569,7 +3551,7 @@
           </w:tcPr>
           <w:p>
             <w:r>
-              <w:t>Publicación Git (con Pablo)</w:t>
+              <w:t>Publicación Git (con Pablo Gutiérrez)</w:t>
             </w:r>
           </w:p>
         </w:tc>

--- a/fase2/Evidencias Individuales/MADRID_DIEGO_2.2_APT122_AutoevaluacionAvance.docx
+++ b/fase2/Evidencias Individuales/MADRID_DIEGO_2.2_APT122_AutoevaluacionAvance.docx
@@ -208,7 +208,7 @@
                                 <w:sz w:val="20"/>
                                 <w:szCs w:val="20"/>
                               </w:rPr>
-                              <w:t>PTY4614-001 — CAPSTONE</w:t>
+                              <w:t>PTY4614-001 - CAPSTONE</w:t>
                             </w:r>
                           </w:p>
                           <w:p>
@@ -384,7 +384,7 @@
                           <w:sz w:val="20"/>
                           <w:szCs w:val="20"/>
                         </w:rPr>
-                        <w:t>PTY4614-001 — CAPSTONE</w:t>
+                        <w:t>PTY4614-001 - CAPSTONE</w:t>
                       </w:r>
                     </w:p>
                     <w:p>
@@ -1384,7 +1384,7 @@
           <w:rPr>
             <w:rStyle w:val="Hipervnculo"/>
           </w:rPr>
-          <w:t>Anexo A — Evidencias propias</w:t>
+          <w:t>Anexo A - Evidencias propias</w:t>
         </w:r>
         <w:r>
           <w:rPr>
@@ -1473,7 +1473,7 @@
         <w:jc w:val="both"/>
       </w:pPr>
       <w:r>
-        <w:t>Esta autoevaluación revisa mi aporte al proyecto D-PAY 3.0, con el Sprint 3 en curso. Soy responsable de los documentos 05 (DAS v1.0.2, arquitectura 4+1, PaymentGateway, figuras) y 08 (Manual Técnico de Despliegue vigente en Drive). Integro la app con el proxy Webpay de Reinhartd Munzenmayer y con TUU/Kozen sin romper efectivo ni D-PAY 2.0 en producción. El 13/10/2026 ejecuté regresión TUU en P8 Neo (TC-RG-01 / TC-064; capturas en 07/.../Sprint_03/capturas_20261013/). Siguen abiertos DTE (HU-07) y registro Webpay en tbl_dpay. Timeout oficial de checkout: 300 s.</w:t>
+        <w:t>Esta autoevaluación revisa mi aporte al proyecto D-PAY 3.0, con retrospectiva Sprint 3 cerrada (15/10/2026) y Goal Parcial. Soy responsable de los documentos 05 (DAS v1.0.2, arquitectura 4+1, PaymentGateway, figuras) y 08 (Manual Técnico de Despliegue vigente en Drive). Integro la app con el proxy Webpay de Reinhartd Munzenmayer y con TUU/Kozen sin romper efectivo ni D-PAY 2.0 en producción. El 13/10/2026 ejecuté regresión TUU en P8 Neo (TC-RG-01 / TC-064; capturas en 07/.../Sprint_03/capturas_20261013/). Siguen abiertos DTE (HU-07) y registro Webpay en tbl_dpay. Timeout oficial de checkout: 300 s.</w:t>
       </w:r>
     </w:p>
     <w:p>
@@ -3183,7 +3183,7 @@
         <w:rPr>
           <w:i/>
         </w:rPr>
-        <w:t>Systems and software engineering — Systems and software Quality Requirements and Evaluation (SQuaRE) — System and software quality models</w:t>
+        <w:t>Systems and software engineering - Systems and software Quality Requirements and Evaluation (SQuaRE) - System and software quality models</w:t>
       </w:r>
       <w:r>
         <w:t xml:space="preserve"> (ISO/IEC 25010:2011). https://www.iso.org/standard/35733.html</w:t>
@@ -3201,7 +3201,7 @@
         <w:rPr>
           <w:i/>
         </w:rPr>
-        <w:t>Software and systems engineering — Software testing — Part 3: Test documentation</w:t>
+        <w:t>Software and systems engineering - Software testing - Part 3: Test documentation</w:t>
       </w:r>
       <w:r>
         <w:t xml:space="preserve"> (ISO/IEC/IEEE 29119-3:2021). https://www.iso.org/standard/79429.html</w:t>
@@ -3231,7 +3231,7 @@
         <w:ind w:left="720" w:hanging="720"/>
       </w:pPr>
       <w:r>
-        <w:t>Munzenmayer, R. (2026a). Catálogo de requisitos no funcionales ISO/IEC 25010 D-PAY 3.0 (Versión 1.0.1) [Documento interno]. Duoc UC.</w:t>
+        <w:t>Munzenmayer, R. (2026a). Catálogo de requisitos no funcionales ISO/IEC 25010 D-PAY 3.0 (Versión 1.0.2) [Documento interno]. Duoc UC.</w:t>
       </w:r>
     </w:p>
     <w:p>
@@ -3313,7 +3313,7 @@
       </w:pPr>
       <w:bookmarkStart w:id="13" w:name="_Toc242697044"/>
       <w:r>
-        <w:t>Anexo A — Evidencias propias</w:t>
+        <w:t>Anexo A - Evidencias propias</w:t>
       </w:r>
       <w:bookmarkEnd w:id="13"/>
     </w:p>
@@ -3561,7 +3561,7 @@
           </w:tcPr>
           <w:p>
             <w:r>
-              <w:t>PR #17 — actas y Word grupales</w:t>
+              <w:t>PR #17 - actas y Word grupales</w:t>
             </w:r>
           </w:p>
         </w:tc>
